--- a/webapp/templates/word/Solicitud_Deducciones_Retencion.docx
+++ b/webapp/templates/word/Solicitud_Deducciones_Retencion.docx
@@ -15,23 +15,7 @@
           <w:b/>
           <w:bCs/>
         </w:rPr>
-        <w:t xml:space="preserve">SOLICITUD PARA DEDUCCIONES DE RETENCIÓN EN LA FUENTE Y CONDICION </w:t>
-      </w:r>
-      <w:proofErr w:type="gramStart"/>
-      <w:r>
-        <w:rPr>
-          <w:b/>
-          <w:bCs/>
-        </w:rPr>
-        <w:t>DE  DECLARANTE</w:t>
-      </w:r>
-      <w:proofErr w:type="gramEnd"/>
-      <w:r>
-        <w:rPr>
-          <w:b/>
-          <w:bCs/>
-        </w:rPr>
-        <w:t xml:space="preserve"> DE RENTA  </w:t>
+        <w:t xml:space="preserve">SOLICITUD PARA DEDUCCIONES DE RETENCIÓN EN LA FUENTE Y CONDICION DE  DECLARANTE DE RENTA  </w:t>
       </w:r>
     </w:p>
     <w:p>
@@ -50,21 +34,7 @@
         <w:rPr>
           <w:rFonts w:ascii="Barlow" w:eastAsia="Barlow" w:hAnsi="Barlow" w:cs="Barlow"/>
         </w:rPr>
-        <w:t>[[</w:t>
-      </w:r>
-      <w:proofErr w:type="spellStart"/>
-      <w:r>
-        <w:rPr>
-          <w:rFonts w:ascii="Barlow" w:eastAsia="Barlow" w:hAnsi="Barlow" w:cs="Barlow"/>
-        </w:rPr>
-        <w:t>CiudadFecha</w:t>
-      </w:r>
-      <w:proofErr w:type="spellEnd"/>
-      <w:r>
-        <w:rPr>
-          <w:rFonts w:ascii="Barlow" w:eastAsia="Barlow" w:hAnsi="Barlow" w:cs="Barlow"/>
-        </w:rPr>
-        <w:t>]]</w:t>
+        <w:t>[[CiudadFecha]]</w:t>
       </w:r>
       <w:r>
         <w:t xml:space="preserve">  </w:t>
@@ -99,16 +69,14 @@
         <w:rPr>
           <w:rFonts w:ascii="Barlow" w:eastAsia="Barlow" w:hAnsi="Barlow" w:cs="Barlow"/>
         </w:rPr>
-        <w:t>[[</w:t>
-      </w:r>
-      <w:proofErr w:type="spellStart"/>
+        <w:t>[[Ciudad</w:t>
+      </w:r>
       <w:r>
         <w:rPr>
           <w:rFonts w:ascii="Barlow" w:eastAsia="Barlow" w:hAnsi="Barlow" w:cs="Barlow"/>
         </w:rPr>
-        <w:t>CiudadWork</w:t>
-      </w:r>
-      <w:proofErr w:type="spellEnd"/>
+        <w:t>Firma</w:t>
+      </w:r>
       <w:r>
         <w:rPr>
           <w:rFonts w:ascii="Barlow" w:eastAsia="Barlow" w:hAnsi="Barlow" w:cs="Barlow"/>
@@ -118,6 +86,14 @@
     </w:p>
     <w:p/>
     <w:p>
+      <w:pPr>
+        <w:tabs>
+          <w:tab w:val="left" w:pos="0"/>
+        </w:tabs>
+        <w:rPr>
+          <w:rFonts w:ascii="Barlow" w:eastAsia="Barlow" w:hAnsi="Barlow" w:cs="Barlow"/>
+        </w:rPr>
+      </w:pPr>
       <w:r>
         <w:t xml:space="preserve">Yo </w:t>
       </w:r>
@@ -146,15 +122,37 @@
         <w:t xml:space="preserve"> </w:t>
       </w:r>
       <w:r>
-        <w:t>de__________</w:t>
-      </w:r>
-      <w:proofErr w:type="gramStart"/>
-      <w:r>
-        <w:t>_  atendiendo</w:t>
-      </w:r>
-      <w:proofErr w:type="gramEnd"/>
-      <w:r>
-        <w:t xml:space="preserve"> lo dispuesto en la Ley 1607 de 2012 y el decreto 0099 de 2013, manifiesto bajo  la gravedad de juramento:  </w:t>
+        <w:t>de</w:t>
+      </w:r>
+      <w:r>
+        <w:t xml:space="preserve"> </w:t>
+      </w:r>
+      <w:r>
+        <w:rPr>
+          <w:rFonts w:ascii="Barlow" w:eastAsia="Barlow" w:hAnsi="Barlow" w:cs="Barlow"/>
+        </w:rPr>
+        <w:t>[[Ciudad</w:t>
+      </w:r>
+      <w:r>
+        <w:rPr>
+          <w:rFonts w:ascii="Barlow" w:eastAsia="Barlow" w:hAnsi="Barlow" w:cs="Barlow"/>
+        </w:rPr>
+        <w:t>Expedicion</w:t>
+      </w:r>
+      <w:r>
+        <w:rPr>
+          <w:rFonts w:ascii="Barlow" w:eastAsia="Barlow" w:hAnsi="Barlow" w:cs="Barlow"/>
+        </w:rPr>
+        <w:t>]]</w:t>
+      </w:r>
+      <w:r>
+        <w:rPr>
+          <w:rFonts w:ascii="Barlow" w:eastAsia="Barlow" w:hAnsi="Barlow" w:cs="Barlow"/>
+        </w:rPr>
+        <w:t xml:space="preserve"> </w:t>
+      </w:r>
+      <w:r>
+        <w:t xml:space="preserve">atendiendo lo dispuesto en la Ley 1607 de 2012 y el decreto 0099 de 2013, manifiesto bajo  la gravedad de juramento:  </w:t>
       </w:r>
     </w:p>
     <w:p/>
@@ -220,15 +218,7 @@
         </w:numPr>
       </w:pPr>
       <w:r>
-        <w:t xml:space="preserve">Cuando el certificado de intereses de vivienda está a nombre del empleado y su </w:t>
-      </w:r>
-      <w:proofErr w:type="gramStart"/>
-      <w:r>
-        <w:t>cónyuge  y</w:t>
-      </w:r>
-      <w:proofErr w:type="gramEnd"/>
-      <w:r>
-        <w:t xml:space="preserve"> se va a tomar el 100% del derecho, se debe adjuntar la autorización del cónyuge que  cede el derecho.  </w:t>
+        <w:t xml:space="preserve">Cuando el certificado de intereses de vivienda está a nombre del empleado y su cónyuge  y se va a tomar el 100% del derecho, se debe adjuntar la autorización del cónyuge que  cede el derecho.  </w:t>
       </w:r>
     </w:p>
     <w:p>
@@ -244,15 +234,7 @@
         </w:numPr>
       </w:pPr>
       <w:r>
-        <w:t xml:space="preserve">Adjuntar el certificado tributario de crédito hipotecario con los pagos realizados en el </w:t>
-      </w:r>
-      <w:proofErr w:type="gramStart"/>
-      <w:r>
-        <w:t>año  anterior</w:t>
-      </w:r>
-      <w:proofErr w:type="gramEnd"/>
-      <w:r>
-        <w:t xml:space="preserve">.  </w:t>
+        <w:t xml:space="preserve">Adjuntar el certificado tributario de crédito hipotecario con los pagos realizados en el año  anterior.  </w:t>
       </w:r>
     </w:p>
     <w:p>
@@ -276,23 +258,7 @@
           <w:b/>
           <w:bCs/>
         </w:rPr>
-        <w:t xml:space="preserve">Pagos de póliza de salud o Medicina </w:t>
-      </w:r>
-      <w:proofErr w:type="spellStart"/>
-      <w:r>
-        <w:rPr>
-          <w:b/>
-          <w:bCs/>
-        </w:rPr>
-        <w:t>pre-pagada</w:t>
-      </w:r>
-      <w:proofErr w:type="spellEnd"/>
-      <w:r>
-        <w:rPr>
-          <w:b/>
-          <w:bCs/>
-        </w:rPr>
-        <w:t xml:space="preserve"> </w:t>
+        <w:t xml:space="preserve">Pagos de póliza de salud o Medicina pre-pagada </w:t>
       </w:r>
       <w:r>
         <w:rPr>
@@ -337,23 +303,7 @@
         <w:ind w:left="720"/>
       </w:pPr>
       <w:r>
-        <w:t xml:space="preserve">Si el empleado solicita una deducción por Salud </w:t>
-      </w:r>
-      <w:proofErr w:type="spellStart"/>
-      <w:r>
-        <w:t>pre-pagada</w:t>
-      </w:r>
-      <w:proofErr w:type="spellEnd"/>
-      <w:r>
-        <w:t xml:space="preserve"> o póliza de salud para padres </w:t>
-      </w:r>
-      <w:proofErr w:type="gramStart"/>
-      <w:r>
-        <w:t>o  hermanos</w:t>
-      </w:r>
-      <w:proofErr w:type="gramEnd"/>
-      <w:r>
-        <w:t xml:space="preserve">, éstos deben relacionarse y adjuntarse la documentación requerida como  dependiente.  </w:t>
+        <w:t xml:space="preserve">Si el empleado solicita una deducción por Salud pre-pagada o póliza de salud para padres o  hermanos, éstos deben relacionarse y adjuntarse la documentación requerida como  dependiente.  </w:t>
       </w:r>
     </w:p>
     <w:p/>
@@ -520,15 +470,7 @@
         </w:sectPr>
       </w:pPr>
       <w:r>
-        <w:t xml:space="preserve">Certifico que soy la única persona que está solicitando la deducción por los </w:t>
-      </w:r>
-      <w:proofErr w:type="gramStart"/>
-      <w:r>
-        <w:t>dependientes  aquí</w:t>
-      </w:r>
-      <w:proofErr w:type="gramEnd"/>
-      <w:r>
-        <w:t xml:space="preserve"> relacionado</w:t>
+        <w:t>Certifico que soy la única persona que está solicitando la deducción por los dependientes  aquí relacionado</w:t>
       </w:r>
     </w:p>
     <w:p/>
@@ -1416,15 +1358,7 @@
         </w:numPr>
       </w:pPr>
       <w:r>
-        <w:t xml:space="preserve">El beneficio por dependientes no es acumulable, es decir, es igual el beneficio </w:t>
-      </w:r>
-      <w:proofErr w:type="gramStart"/>
-      <w:r>
-        <w:t>obtenido  por</w:t>
-      </w:r>
-      <w:proofErr w:type="gramEnd"/>
-      <w:r>
-        <w:t xml:space="preserve"> uno o varios dependientes.  </w:t>
+        <w:t xml:space="preserve">El beneficio por dependientes no es acumulable, es decir, es igual el beneficio obtenido  por uno o varios dependientes.  </w:t>
       </w:r>
     </w:p>
     <w:p>
@@ -1457,15 +1391,7 @@
         <w:ind w:left="720"/>
       </w:pPr>
       <w:r>
-        <w:t xml:space="preserve">Hijos entre 18 y 23 años a quienes los padres financian la educación: Registro civil </w:t>
-      </w:r>
-      <w:proofErr w:type="gramStart"/>
-      <w:r>
-        <w:t>y  certificado</w:t>
-      </w:r>
-      <w:proofErr w:type="gramEnd"/>
-      <w:r>
-        <w:t xml:space="preserve"> de estudios.  </w:t>
+        <w:t xml:space="preserve">Hijos entre 18 y 23 años a quienes los padres financian la educación: Registro civil y  certificado de estudios.  </w:t>
       </w:r>
     </w:p>
     <w:p>
@@ -1481,15 +1407,7 @@
         <w:ind w:left="720"/>
       </w:pPr>
       <w:r>
-        <w:t xml:space="preserve">Cónyuge o compañera permanente, Padres o Hermanos: Si es por </w:t>
-      </w:r>
-      <w:proofErr w:type="gramStart"/>
-      <w:r>
-        <w:t>dependencia  económica</w:t>
-      </w:r>
-      <w:proofErr w:type="gramEnd"/>
-      <w:r>
-        <w:t xml:space="preserve"> certificado de contador Público y si es por factores físicos o sicológicos  certificado de medicina Legal.  </w:t>
+        <w:t xml:space="preserve">Cónyuge o compañera permanente, Padres o Hermanos: Si es por dependencia  económica certificado de contador Público y si es por factores físicos o sicológicos  certificado de medicina Legal.  </w:t>
       </w:r>
     </w:p>
     <w:p/>
@@ -1512,15 +1430,7 @@
         <w:ind w:left="720"/>
       </w:pPr>
       <w:r>
-        <w:t xml:space="preserve">Si selecciona que es declarante del impuesto de renta puede (si así lo desea) solicitar </w:t>
-      </w:r>
-      <w:proofErr w:type="gramStart"/>
-      <w:r>
-        <w:t>un  valor</w:t>
-      </w:r>
-      <w:proofErr w:type="gramEnd"/>
-      <w:r>
-        <w:t xml:space="preserve"> adicional de retención en la fuente al calculado por el sistema de nómina:  </w:t>
+        <w:t xml:space="preserve">Si selecciona que es declarante del impuesto de renta puede (si así lo desea) solicitar un  valor adicional de retención en la fuente al calculado por el sistema de nómina:  </w:t>
       </w:r>
     </w:p>
     <w:p/>
@@ -1549,15 +1459,7 @@
     </w:p>
     <w:p>
       <w:r>
-        <w:t xml:space="preserve">3. Me comprometo a comunicar cualquier cambio que pueda modificar los </w:t>
-      </w:r>
-      <w:proofErr w:type="gramStart"/>
-      <w:r>
-        <w:t>beneficios  obtenidos</w:t>
-      </w:r>
-      <w:proofErr w:type="gramEnd"/>
-      <w:r>
-        <w:t xml:space="preserve">.  </w:t>
+        <w:t xml:space="preserve">3. Me comprometo a comunicar cualquier cambio que pueda modificar los beneficios  obtenidos.  </w:t>
       </w:r>
     </w:p>
     <w:p/>

--- a/webapp/templates/word/Solicitud_Deducciones_Retencion.docx
+++ b/webapp/templates/word/Solicitud_Deducciones_Retencion.docx
@@ -1,6 +1,6 @@
 
 <file path=word/document.xml><?xml version="1.0" encoding="utf-8"?>
-<w:document xmlns:wpc="http://schemas.microsoft.com/office/word/2010/wordprocessingCanvas" xmlns:cx="http://schemas.microsoft.com/office/drawing/2014/chartex" xmlns:cx1="http://schemas.microsoft.com/office/drawing/2015/9/8/chartex" xmlns:cx2="http://schemas.microsoft.com/office/drawing/2015/10/21/chartex" xmlns:cx3="http://schemas.microsoft.com/office/drawing/2016/5/9/chartex" xmlns:cx4="http://schemas.microsoft.com/office/drawing/2016/5/10/chartex" xmlns:cx5="http://schemas.microsoft.com/office/drawing/2016/5/11/chartex" xmlns:cx6="http://schemas.microsoft.com/office/drawing/2016/5/12/chartex" xmlns:cx7="http://schemas.microsoft.com/office/drawing/2016/5/13/chartex" xmlns:cx8="http://schemas.microsoft.com/office/drawing/2016/5/14/chartex" xmlns:mc="http://schemas.openxmlformats.org/markup-compatibility/2006" xmlns:aink="http://schemas.microsoft.com/office/drawing/2016/ink" xmlns:am3d="http://schemas.microsoft.com/office/drawing/2017/model3d" xmlns:o="urn:schemas-microsoft-com:office:office" xmlns:oel="http://schemas.microsoft.com/office/2019/extlst" xmlns:r="http://schemas.openxmlformats.org/officeDocument/2006/relationships" xmlns:m="http://schemas.openxmlformats.org/officeDocument/2006/math" xmlns:v="urn:schemas-microsoft-com:vml" xmlns:wp14="http://schemas.microsoft.com/office/word/2010/wordprocessingDrawing" xmlns:wp="http://schemas.openxmlformats.org/drawingml/2006/wordprocessingDrawing" xmlns:w10="urn:schemas-microsoft-com:office:word" xmlns:w="http://schemas.openxmlformats.org/wordprocessingml/2006/main" xmlns:w14="http://schemas.microsoft.com/office/word/2010/wordml" xmlns:w15="http://schemas.microsoft.com/office/word/2012/wordml" xmlns:w16cex="http://schemas.microsoft.com/office/word/2018/wordml/cex" xmlns:w16cid="http://schemas.microsoft.com/office/word/2016/wordml/cid" xmlns:w16="http://schemas.microsoft.com/office/word/2018/wordml" xmlns:w16sdtdh="http://schemas.microsoft.com/office/word/2020/wordml/sdtdatahash" xmlns:w16se="http://schemas.microsoft.com/office/word/2015/wordml/symex" xmlns:wpg="http://schemas.microsoft.com/office/word/2010/wordprocessingGroup" xmlns:wpi="http://schemas.microsoft.com/office/word/2010/wordprocessingInk" xmlns:wne="http://schemas.microsoft.com/office/word/2006/wordml" xmlns:wps="http://schemas.microsoft.com/office/word/2010/wordprocessingShape" mc:Ignorable="w14 w15 w16se w16cid w16 w16cex w16sdtdh wp14">
+<w:document xmlns:wpc="http://schemas.microsoft.com/office/word/2010/wordprocessingCanvas" xmlns:cx="http://schemas.microsoft.com/office/drawing/2014/chartex" xmlns:cx1="http://schemas.microsoft.com/office/drawing/2015/9/8/chartex" xmlns:cx2="http://schemas.microsoft.com/office/drawing/2015/10/21/chartex" xmlns:cx3="http://schemas.microsoft.com/office/drawing/2016/5/9/chartex" xmlns:cx4="http://schemas.microsoft.com/office/drawing/2016/5/10/chartex" xmlns:cx5="http://schemas.microsoft.com/office/drawing/2016/5/11/chartex" xmlns:cx6="http://schemas.microsoft.com/office/drawing/2016/5/12/chartex" xmlns:cx7="http://schemas.microsoft.com/office/drawing/2016/5/13/chartex" xmlns:cx8="http://schemas.microsoft.com/office/drawing/2016/5/14/chartex" xmlns:mc="http://schemas.openxmlformats.org/markup-compatibility/2006" xmlns:aink="http://schemas.microsoft.com/office/drawing/2016/ink" xmlns:am3d="http://schemas.microsoft.com/office/drawing/2017/model3d" xmlns:o="urn:schemas-microsoft-com:office:office" xmlns:r="http://schemas.openxmlformats.org/officeDocument/2006/relationships" xmlns:m="http://schemas.openxmlformats.org/officeDocument/2006/math" xmlns:v="urn:schemas-microsoft-com:vml" xmlns:wp14="http://schemas.microsoft.com/office/word/2010/wordprocessingDrawing" xmlns:wp="http://schemas.openxmlformats.org/drawingml/2006/wordprocessingDrawing" xmlns:w10="urn:schemas-microsoft-com:office:word" xmlns:w="http://schemas.openxmlformats.org/wordprocessingml/2006/main" xmlns:w14="http://schemas.microsoft.com/office/word/2010/wordml" xmlns:w15="http://schemas.microsoft.com/office/word/2012/wordml" xmlns:w16cex="http://schemas.microsoft.com/office/word/2018/wordml/cex" xmlns:w16cid="http://schemas.microsoft.com/office/word/2016/wordml/cid" xmlns:w16="http://schemas.microsoft.com/office/word/2018/wordml" xmlns:w16sdtdh="http://schemas.microsoft.com/office/word/2020/wordml/sdtdatahash" xmlns:w16se="http://schemas.microsoft.com/office/word/2015/wordml/symex" xmlns:wpg="http://schemas.microsoft.com/office/word/2010/wordprocessingGroup" xmlns:wpi="http://schemas.microsoft.com/office/word/2010/wordprocessingInk" xmlns:wne="http://schemas.microsoft.com/office/word/2006/wordml" xmlns:wps="http://schemas.microsoft.com/office/word/2010/wordprocessingShape" mc:Ignorable="w14 w15 w16se w16cid w16 w16cex w16sdtdh wp14">
   <w:body>
     <w:p>
       <w:pPr>
@@ -34,7 +34,21 @@
         <w:rPr>
           <w:rFonts w:ascii="Barlow" w:eastAsia="Barlow" w:hAnsi="Barlow" w:cs="Barlow"/>
         </w:rPr>
-        <w:t>[[CiudadFecha]]</w:t>
+        <w:t>[[</w:t>
+      </w:r>
+      <w:proofErr w:type="spellStart"/>
+      <w:r>
+        <w:rPr>
+          <w:rFonts w:ascii="Barlow" w:eastAsia="Barlow" w:hAnsi="Barlow" w:cs="Barlow"/>
+        </w:rPr>
+        <w:t>CiudadFecha</w:t>
+      </w:r>
+      <w:proofErr w:type="spellEnd"/>
+      <w:r>
+        <w:rPr>
+          <w:rFonts w:ascii="Barlow" w:eastAsia="Barlow" w:hAnsi="Barlow" w:cs="Barlow"/>
+        </w:rPr>
+        <w:t>]]</w:t>
       </w:r>
       <w:r>
         <w:t xml:space="preserve">  </w:t>
@@ -69,14 +83,22 @@
         <w:rPr>
           <w:rFonts w:ascii="Barlow" w:eastAsia="Barlow" w:hAnsi="Barlow" w:cs="Barlow"/>
         </w:rPr>
-        <w:t>[[Ciudad</w:t>
-      </w:r>
+        <w:t>[[</w:t>
+      </w:r>
+      <w:proofErr w:type="spellStart"/>
       <w:r>
         <w:rPr>
           <w:rFonts w:ascii="Barlow" w:eastAsia="Barlow" w:hAnsi="Barlow" w:cs="Barlow"/>
         </w:rPr>
+        <w:t>Ciudad</w:t>
+      </w:r>
+      <w:r>
+        <w:rPr>
+          <w:rFonts w:ascii="Barlow" w:eastAsia="Barlow" w:hAnsi="Barlow" w:cs="Barlow"/>
+        </w:rPr>
         <w:t>Firma</w:t>
       </w:r>
+      <w:proofErr w:type="spellEnd"/>
       <w:r>
         <w:rPr>
           <w:rFonts w:ascii="Barlow" w:eastAsia="Barlow" w:hAnsi="Barlow" w:cs="Barlow"/>
@@ -131,14 +153,22 @@
         <w:rPr>
           <w:rFonts w:ascii="Barlow" w:eastAsia="Barlow" w:hAnsi="Barlow" w:cs="Barlow"/>
         </w:rPr>
-        <w:t>[[Ciudad</w:t>
-      </w:r>
+        <w:t>[[</w:t>
+      </w:r>
+      <w:proofErr w:type="spellStart"/>
       <w:r>
         <w:rPr>
           <w:rFonts w:ascii="Barlow" w:eastAsia="Barlow" w:hAnsi="Barlow" w:cs="Barlow"/>
         </w:rPr>
+        <w:t>Ciudad</w:t>
+      </w:r>
+      <w:r>
+        <w:rPr>
+          <w:rFonts w:ascii="Barlow" w:eastAsia="Barlow" w:hAnsi="Barlow" w:cs="Barlow"/>
+        </w:rPr>
         <w:t>Expedicion</w:t>
       </w:r>
+      <w:proofErr w:type="spellEnd"/>
       <w:r>
         <w:rPr>
           <w:rFonts w:ascii="Barlow" w:eastAsia="Barlow" w:hAnsi="Barlow" w:cs="Barlow"/>
@@ -152,7 +182,10 @@
         <w:t xml:space="preserve"> </w:t>
       </w:r>
       <w:r>
-        <w:t xml:space="preserve">atendiendo lo dispuesto en la Ley 1607 de 2012 y el decreto 0099 de 2013, manifiesto bajo  la gravedad de juramento:  </w:t>
+        <w:t xml:space="preserve">atendiendo lo dispuesto en la Ley 1607 de 2012 y el decreto 0099 de 2013, manifiesto bajo </w:t>
+      </w:r>
+      <w:r>
+        <w:t xml:space="preserve">la gravedad de juramento:  </w:t>
       </w:r>
     </w:p>
     <w:p/>
@@ -178,7 +211,14 @@
           <w:b/>
           <w:bCs/>
         </w:rPr>
-        <w:t xml:space="preserve">Intereses y/o corrección monetaria por crédito de vivienda </w:t>
+        <w:t>Intereses y/o corrección monetaria p</w:t>
+      </w:r>
+      <w:r>
+        <w:rPr>
+          <w:b/>
+          <w:bCs/>
+        </w:rPr>
+        <w:t xml:space="preserve">or crédito de vivienda </w:t>
       </w:r>
       <w:r>
         <w:rPr>
@@ -218,7 +258,13 @@
         </w:numPr>
       </w:pPr>
       <w:r>
-        <w:t xml:space="preserve">Cuando el certificado de intereses de vivienda está a nombre del empleado y su cónyuge  y se va a tomar el 100% del derecho, se debe adjuntar la autorización del cónyuge que  cede el derecho.  </w:t>
+        <w:t xml:space="preserve">Cuando el certificado de intereses de vivienda está a nombre del empleado y su cónyuge </w:t>
+      </w:r>
+      <w:r>
+        <w:t>y se va a tomar el 100% del derecho, se debe adjuntar la autorización del cónyuge que cede</w:t>
+      </w:r>
+      <w:r>
+        <w:t xml:space="preserve"> el derecho.  </w:t>
       </w:r>
     </w:p>
     <w:p>
@@ -234,7 +280,10 @@
         </w:numPr>
       </w:pPr>
       <w:r>
-        <w:t xml:space="preserve">Adjuntar el certificado tributario de crédito hipotecario con los pagos realizados en el año  anterior.  </w:t>
+        <w:t xml:space="preserve">Adjuntar el certificado tributario de crédito hipotecario con los pagos realizados en el año </w:t>
+      </w:r>
+      <w:r>
+        <w:t xml:space="preserve">anterior.  </w:t>
       </w:r>
     </w:p>
     <w:p>
@@ -258,7 +307,23 @@
           <w:b/>
           <w:bCs/>
         </w:rPr>
-        <w:t xml:space="preserve">Pagos de póliza de salud o Medicina pre-pagada </w:t>
+        <w:t xml:space="preserve">Pagos de póliza de salud o Medicina </w:t>
+      </w:r>
+      <w:proofErr w:type="spellStart"/>
+      <w:r>
+        <w:rPr>
+          <w:b/>
+          <w:bCs/>
+        </w:rPr>
+        <w:t>pre-pagada</w:t>
+      </w:r>
+      <w:proofErr w:type="spellEnd"/>
+      <w:r>
+        <w:rPr>
+          <w:b/>
+          <w:bCs/>
+        </w:rPr>
+        <w:t xml:space="preserve"> </w:t>
       </w:r>
       <w:r>
         <w:rPr>
@@ -303,7 +368,18 @@
         <w:ind w:left="720"/>
       </w:pPr>
       <w:r>
-        <w:t xml:space="preserve">Si el empleado solicita una deducción por Salud pre-pagada o póliza de salud para padres o  hermanos, éstos deben relacionarse y adjuntarse la documentación requerida como  dependiente.  </w:t>
+        <w:t xml:space="preserve">Si el empleado solicita una deducción por Salud </w:t>
+      </w:r>
+      <w:proofErr w:type="spellStart"/>
+      <w:r>
+        <w:t>pre-pagada</w:t>
+      </w:r>
+      <w:proofErr w:type="spellEnd"/>
+      <w:r>
+        <w:t xml:space="preserve"> o póliza </w:t>
+      </w:r>
+      <w:r>
+        <w:t xml:space="preserve">de salud para padres o  hermanos, éstos deben relacionarse y adjuntarse la documentación requerida como  dependiente.  </w:t>
       </w:r>
     </w:p>
     <w:p/>
@@ -470,7 +546,10 @@
         </w:sectPr>
       </w:pPr>
       <w:r>
-        <w:t>Certifico que soy la única persona que está solicitando la deducción por los dependientes  aquí relacionado</w:t>
+        <w:t>Certifico que soy la única persona que está solicitando la deducción por los dependientes aquí</w:t>
+      </w:r>
+      <w:r>
+        <w:t xml:space="preserve"> relacionado</w:t>
       </w:r>
     </w:p>
     <w:p/>
@@ -1250,7 +1329,14 @@
                 <w:sz w:val="20"/>
                 <w:szCs w:val="20"/>
               </w:rPr>
-              <w:t>Cónyuge o compañera permanente, padres o hermanos</w:t>
+              <w:t xml:space="preserve">Cónyuge o </w:t>
+            </w:r>
+            <w:r>
+              <w:rPr>
+                <w:sz w:val="20"/>
+                <w:szCs w:val="20"/>
+              </w:rPr>
+              <w:t>compañera permanente, padres o hermanos</w:t>
             </w:r>
           </w:p>
         </w:tc>
@@ -1391,7 +1477,13 @@
         <w:ind w:left="720"/>
       </w:pPr>
       <w:r>
-        <w:t xml:space="preserve">Hijos entre 18 y 23 años a quienes los padres financian la educación: Registro civil y  certificado de estudios.  </w:t>
+        <w:t>Hijos entre 18 y 23 años a quienes los pa</w:t>
+      </w:r>
+      <w:r>
+        <w:t>dres financian la educación: Registro civil y certificado</w:t>
+      </w:r>
+      <w:r>
+        <w:t xml:space="preserve"> de estudios.  </w:t>
       </w:r>
     </w:p>
     <w:p>
@@ -1407,7 +1499,16 @@
         <w:ind w:left="720"/>
       </w:pPr>
       <w:r>
-        <w:t xml:space="preserve">Cónyuge o compañera permanente, Padres o Hermanos: Si es por dependencia  económica certificado de contador Público y si es por factores físicos o sicológicos  certificado de medicina Legal.  </w:t>
+        <w:t>Cónyuge o compañera permanente, Padres o Hermanos: Si es por dependencia económica</w:t>
+      </w:r>
+      <w:r>
+        <w:t xml:space="preserve"> certificado de contador Público y si es </w:t>
+      </w:r>
+      <w:r>
+        <w:t>por factores físicos o sicológicos certificado</w:t>
+      </w:r>
+      <w:r>
+        <w:t xml:space="preserve"> de medicina Legal.  </w:t>
       </w:r>
     </w:p>
     <w:p/>
@@ -1459,9 +1560,16 @@
     </w:p>
     <w:p>
       <w:r>
-        <w:t xml:space="preserve">3. Me comprometo a comunicar cualquier cambio que pueda modificar los beneficios  obtenidos.  </w:t>
-      </w:r>
-    </w:p>
+        <w:t>3. Me comprometo a comunica</w:t>
+      </w:r>
+      <w:r>
+        <w:t>r cualquier cambio que pueda modificar los beneficios obtenidos</w:t>
+      </w:r>
+      <w:r>
+        <w:t xml:space="preserve">.  </w:t>
+      </w:r>
+    </w:p>
+    <w:p/>
     <w:p/>
     <w:p>
       <w:pPr>
@@ -1528,7 +1636,7 @@
 </file>
 
 <file path=word/numbering.xml><?xml version="1.0" encoding="utf-8"?>
-<w:numbering xmlns:wpc="http://schemas.microsoft.com/office/word/2010/wordprocessingCanvas" xmlns:cx="http://schemas.microsoft.com/office/drawing/2014/chartex" xmlns:cx1="http://schemas.microsoft.com/office/drawing/2015/9/8/chartex" xmlns:cx2="http://schemas.microsoft.com/office/drawing/2015/10/21/chartex" xmlns:cx3="http://schemas.microsoft.com/office/drawing/2016/5/9/chartex" xmlns:cx4="http://schemas.microsoft.com/office/drawing/2016/5/10/chartex" xmlns:cx5="http://schemas.microsoft.com/office/drawing/2016/5/11/chartex" xmlns:cx6="http://schemas.microsoft.com/office/drawing/2016/5/12/chartex" xmlns:cx7="http://schemas.microsoft.com/office/drawing/2016/5/13/chartex" xmlns:cx8="http://schemas.microsoft.com/office/drawing/2016/5/14/chartex" xmlns:mc="http://schemas.openxmlformats.org/markup-compatibility/2006" xmlns:aink="http://schemas.microsoft.com/office/drawing/2016/ink" xmlns:am3d="http://schemas.microsoft.com/office/drawing/2017/model3d" xmlns:o="urn:schemas-microsoft-com:office:office" xmlns:oel="http://schemas.microsoft.com/office/2019/extlst" xmlns:r="http://schemas.openxmlformats.org/officeDocument/2006/relationships" xmlns:m="http://schemas.openxmlformats.org/officeDocument/2006/math" xmlns:v="urn:schemas-microsoft-com:vml" xmlns:wp14="http://schemas.microsoft.com/office/word/2010/wordprocessingDrawing" xmlns:wp="http://schemas.openxmlformats.org/drawingml/2006/wordprocessingDrawing" xmlns:w10="urn:schemas-microsoft-com:office:word" xmlns:w="http://schemas.openxmlformats.org/wordprocessingml/2006/main" xmlns:w14="http://schemas.microsoft.com/office/word/2010/wordml" xmlns:w15="http://schemas.microsoft.com/office/word/2012/wordml" xmlns:w16cex="http://schemas.microsoft.com/office/word/2018/wordml/cex" xmlns:w16cid="http://schemas.microsoft.com/office/word/2016/wordml/cid" xmlns:w16="http://schemas.microsoft.com/office/word/2018/wordml" xmlns:w16sdtdh="http://schemas.microsoft.com/office/word/2020/wordml/sdtdatahash" xmlns:w16se="http://schemas.microsoft.com/office/word/2015/wordml/symex" xmlns:wpg="http://schemas.microsoft.com/office/word/2010/wordprocessingGroup" xmlns:wpi="http://schemas.microsoft.com/office/word/2010/wordprocessingInk" xmlns:wne="http://schemas.microsoft.com/office/word/2006/wordml" xmlns:wps="http://schemas.microsoft.com/office/word/2010/wordprocessingShape" mc:Ignorable="w14 w15 w16se w16cid w16 w16cex w16sdtdh wp14">
+<w:numbering xmlns:wpc="http://schemas.microsoft.com/office/word/2010/wordprocessingCanvas" xmlns:cx="http://schemas.microsoft.com/office/drawing/2014/chartex" xmlns:cx1="http://schemas.microsoft.com/office/drawing/2015/9/8/chartex" xmlns:cx2="http://schemas.microsoft.com/office/drawing/2015/10/21/chartex" xmlns:cx3="http://schemas.microsoft.com/office/drawing/2016/5/9/chartex" xmlns:cx4="http://schemas.microsoft.com/office/drawing/2016/5/10/chartex" xmlns:cx5="http://schemas.microsoft.com/office/drawing/2016/5/11/chartex" xmlns:cx6="http://schemas.microsoft.com/office/drawing/2016/5/12/chartex" xmlns:cx7="http://schemas.microsoft.com/office/drawing/2016/5/13/chartex" xmlns:cx8="http://schemas.microsoft.com/office/drawing/2016/5/14/chartex" xmlns:mc="http://schemas.openxmlformats.org/markup-compatibility/2006" xmlns:aink="http://schemas.microsoft.com/office/drawing/2016/ink" xmlns:am3d="http://schemas.microsoft.com/office/drawing/2017/model3d" xmlns:o="urn:schemas-microsoft-com:office:office" xmlns:r="http://schemas.openxmlformats.org/officeDocument/2006/relationships" xmlns:m="http://schemas.openxmlformats.org/officeDocument/2006/math" xmlns:v="urn:schemas-microsoft-com:vml" xmlns:wp14="http://schemas.microsoft.com/office/word/2010/wordprocessingDrawing" xmlns:wp="http://schemas.openxmlformats.org/drawingml/2006/wordprocessingDrawing" xmlns:w10="urn:schemas-microsoft-com:office:word" xmlns:w="http://schemas.openxmlformats.org/wordprocessingml/2006/main" xmlns:w14="http://schemas.microsoft.com/office/word/2010/wordml" xmlns:w15="http://schemas.microsoft.com/office/word/2012/wordml" xmlns:w16cex="http://schemas.microsoft.com/office/word/2018/wordml/cex" xmlns:w16cid="http://schemas.microsoft.com/office/word/2016/wordml/cid" xmlns:w16="http://schemas.microsoft.com/office/word/2018/wordml" xmlns:w16sdtdh="http://schemas.microsoft.com/office/word/2020/wordml/sdtdatahash" xmlns:w16se="http://schemas.microsoft.com/office/word/2015/wordml/symex" xmlns:wpg="http://schemas.microsoft.com/office/word/2010/wordprocessingGroup" xmlns:wpi="http://schemas.microsoft.com/office/word/2010/wordprocessingInk" xmlns:wne="http://schemas.microsoft.com/office/word/2006/wordml" xmlns:wps="http://schemas.microsoft.com/office/word/2010/wordprocessingShape" mc:Ignorable="w14 w15 w16se w16cid w16 w16cex w16sdtdh wp14">
   <w:abstractNum w:abstractNumId="0" w15:restartNumberingAfterBreak="0">
     <w:nsid w:val="0CCA62C2"/>
     <w:multiLevelType w:val="multilevel"/>
@@ -1981,16 +2089,16 @@
       </w:rPr>
     </w:lvl>
   </w:abstractNum>
-  <w:num w:numId="1" w16cid:durableId="2102099303">
+  <w:num w:numId="1">
     <w:abstractNumId w:val="2"/>
   </w:num>
-  <w:num w:numId="2" w16cid:durableId="446312069">
+  <w:num w:numId="2">
     <w:abstractNumId w:val="3"/>
   </w:num>
-  <w:num w:numId="3" w16cid:durableId="421418542">
+  <w:num w:numId="3">
     <w:abstractNumId w:val="1"/>
   </w:num>
-  <w:num w:numId="4" w16cid:durableId="1934241717">
+  <w:num w:numId="4">
     <w:abstractNumId w:val="0"/>
   </w:num>
 </w:numbering>

--- a/webapp/templates/word/Solicitud_Deducciones_Retencion.docx
+++ b/webapp/templates/word/Solicitud_Deducciones_Retencion.docx
@@ -15,24 +15,55 @@
           <w:b/>
           <w:bCs/>
         </w:rPr>
-        <w:t xml:space="preserve">SOLICITUD PARA DEDUCCIONES DE RETENCIÓN EN LA FUENTE Y CONDICION DE  DECLARANTE DE RENTA  </w:t>
-      </w:r>
-    </w:p>
-    <w:p>
-      <w:pPr>
+        <w:t xml:space="preserve">SOLICITUD PARA DEDUCCIONES DE RETENCIÓN EN LA FUENTE Y CONDICION </w:t>
+      </w:r>
+      <w:proofErr w:type="gramStart"/>
+      <w:r>
         <w:rPr>
           <w:b/>
           <w:bCs/>
         </w:rPr>
-      </w:pPr>
-    </w:p>
-    <w:p>
-      <w:r>
+        <w:t>DE  DECLARANTE</w:t>
+      </w:r>
+      <w:proofErr w:type="gramEnd"/>
+      <w:r>
+        <w:rPr>
+          <w:b/>
+          <w:bCs/>
+        </w:rPr>
+        <w:t xml:space="preserve"> DE RENTA</w:t>
+      </w:r>
+    </w:p>
+    <w:p>
+      <w:pPr>
+        <w:jc w:val="center"/>
+        <w:rPr>
+          <w:b/>
+          <w:bCs/>
+          <w:sz w:val="20"/>
+          <w:szCs w:val="20"/>
+        </w:rPr>
+      </w:pPr>
+    </w:p>
+    <w:p>
+      <w:pPr>
+        <w:rPr>
+          <w:sz w:val="20"/>
+          <w:szCs w:val="20"/>
+        </w:rPr>
+      </w:pPr>
+      <w:r>
+        <w:rPr>
+          <w:sz w:val="20"/>
+          <w:szCs w:val="20"/>
+        </w:rPr>
         <w:t xml:space="preserve">Ciudad y Fecha: </w:t>
       </w:r>
       <w:r>
         <w:rPr>
           <w:rFonts w:ascii="Barlow" w:eastAsia="Barlow" w:hAnsi="Barlow" w:cs="Barlow"/>
+          <w:sz w:val="20"/>
+          <w:szCs w:val="20"/>
         </w:rPr>
         <w:t>[[</w:t>
       </w:r>
@@ -40,6 +71,8 @@
       <w:r>
         <w:rPr>
           <w:rFonts w:ascii="Barlow" w:eastAsia="Barlow" w:hAnsi="Barlow" w:cs="Barlow"/>
+          <w:sz w:val="20"/>
+          <w:szCs w:val="20"/>
         </w:rPr>
         <w:t>CiudadFecha</w:t>
       </w:r>
@@ -47,26 +80,69 @@
       <w:r>
         <w:rPr>
           <w:rFonts w:ascii="Barlow" w:eastAsia="Barlow" w:hAnsi="Barlow" w:cs="Barlow"/>
+          <w:sz w:val="20"/>
+          <w:szCs w:val="20"/>
         </w:rPr>
         <w:t>]]</w:t>
       </w:r>
       <w:r>
+        <w:rPr>
+          <w:sz w:val="20"/>
+          <w:szCs w:val="20"/>
+        </w:rPr>
         <w:t xml:space="preserve">  </w:t>
       </w:r>
     </w:p>
-    <w:p/>
-    <w:p>
-      <w:r>
+    <w:p>
+      <w:pPr>
+        <w:rPr>
+          <w:sz w:val="20"/>
+          <w:szCs w:val="20"/>
+        </w:rPr>
+      </w:pPr>
+    </w:p>
+    <w:p>
+      <w:pPr>
+        <w:rPr>
+          <w:sz w:val="20"/>
+          <w:szCs w:val="20"/>
+        </w:rPr>
+      </w:pPr>
+      <w:r>
+        <w:rPr>
+          <w:sz w:val="20"/>
+          <w:szCs w:val="20"/>
+        </w:rPr>
         <w:t xml:space="preserve">Señores:  </w:t>
       </w:r>
     </w:p>
     <w:p>
-      <w:r>
+      <w:pPr>
+        <w:rPr>
+          <w:sz w:val="20"/>
+          <w:szCs w:val="20"/>
+        </w:rPr>
+      </w:pPr>
+      <w:r>
+        <w:rPr>
+          <w:sz w:val="20"/>
+          <w:szCs w:val="20"/>
+        </w:rPr>
         <w:t xml:space="preserve">Sección Nómina  </w:t>
       </w:r>
     </w:p>
     <w:p>
-      <w:r>
+      <w:pPr>
+        <w:rPr>
+          <w:sz w:val="20"/>
+          <w:szCs w:val="20"/>
+        </w:rPr>
+      </w:pPr>
+      <w:r>
+        <w:rPr>
+          <w:sz w:val="20"/>
+          <w:szCs w:val="20"/>
+        </w:rPr>
         <w:t xml:space="preserve">DIACO S.A.  </w:t>
       </w:r>
     </w:p>
@@ -77,11 +153,15 @@
         </w:tabs>
         <w:rPr>
           <w:rFonts w:ascii="Barlow" w:eastAsia="Barlow" w:hAnsi="Barlow" w:cs="Barlow"/>
+          <w:sz w:val="20"/>
+          <w:szCs w:val="20"/>
         </w:rPr>
       </w:pPr>
       <w:r>
         <w:rPr>
           <w:rFonts w:ascii="Barlow" w:eastAsia="Barlow" w:hAnsi="Barlow" w:cs="Barlow"/>
+          <w:sz w:val="20"/>
+          <w:szCs w:val="20"/>
         </w:rPr>
         <w:t>[[</w:t>
       </w:r>
@@ -89,12 +169,16 @@
       <w:r>
         <w:rPr>
           <w:rFonts w:ascii="Barlow" w:eastAsia="Barlow" w:hAnsi="Barlow" w:cs="Barlow"/>
+          <w:sz w:val="20"/>
+          <w:szCs w:val="20"/>
         </w:rPr>
         <w:t>Ciudad</w:t>
       </w:r>
       <w:r>
         <w:rPr>
           <w:rFonts w:ascii="Barlow" w:eastAsia="Barlow" w:hAnsi="Barlow" w:cs="Barlow"/>
+          <w:sz w:val="20"/>
+          <w:szCs w:val="20"/>
         </w:rPr>
         <w:t>Firma</w:t>
       </w:r>
@@ -102,11 +186,20 @@
       <w:r>
         <w:rPr>
           <w:rFonts w:ascii="Barlow" w:eastAsia="Barlow" w:hAnsi="Barlow" w:cs="Barlow"/>
+          <w:sz w:val="20"/>
+          <w:szCs w:val="20"/>
         </w:rPr>
         <w:t>]]</w:t>
       </w:r>
     </w:p>
-    <w:p/>
+    <w:p>
+      <w:pPr>
+        <w:rPr>
+          <w:sz w:val="20"/>
+          <w:szCs w:val="20"/>
+        </w:rPr>
+      </w:pPr>
+    </w:p>
     <w:p>
       <w:pPr>
         <w:tabs>
@@ -114,87 +207,129 @@
         </w:tabs>
         <w:rPr>
           <w:rFonts w:ascii="Barlow" w:eastAsia="Barlow" w:hAnsi="Barlow" w:cs="Barlow"/>
-        </w:rPr>
-      </w:pPr>
-      <w:r>
+          <w:sz w:val="20"/>
+          <w:szCs w:val="20"/>
+        </w:rPr>
+      </w:pPr>
+      <w:r>
+        <w:rPr>
+          <w:sz w:val="20"/>
+          <w:szCs w:val="20"/>
+        </w:rPr>
         <w:t xml:space="preserve">Yo </w:t>
       </w:r>
       <w:r>
         <w:rPr>
           <w:rFonts w:ascii="Barlow" w:eastAsia="Barlow" w:hAnsi="Barlow" w:cs="Barlow"/>
+          <w:b/>
+          <w:bCs/>
+          <w:sz w:val="20"/>
+          <w:szCs w:val="20"/>
         </w:rPr>
         <w:t>[[Nombre]]</w:t>
       </w:r>
       <w:r>
-        <w:t>,</w:t>
-      </w:r>
-      <w:r>
-        <w:t xml:space="preserve"> con cédula </w:t>
-      </w:r>
-      <w:r>
-        <w:t xml:space="preserve">número </w:t>
+        <w:rPr>
+          <w:sz w:val="20"/>
+          <w:szCs w:val="20"/>
+        </w:rPr>
+        <w:t xml:space="preserve">, con cédula número </w:t>
       </w:r>
       <w:r>
         <w:rPr>
           <w:rFonts w:ascii="Barlow" w:eastAsia="Barlow" w:hAnsi="Barlow" w:cs="Barlow"/>
+          <w:b/>
+          <w:bCs/>
+          <w:sz w:val="20"/>
+          <w:szCs w:val="20"/>
         </w:rPr>
         <w:t>[[Cedula]]</w:t>
       </w:r>
       <w:r>
+        <w:rPr>
+          <w:sz w:val="20"/>
+          <w:szCs w:val="20"/>
+        </w:rPr>
+        <w:t xml:space="preserve"> de</w:t>
+      </w:r>
+      <w:r>
+        <w:rPr>
+          <w:sz w:val="20"/>
+          <w:szCs w:val="20"/>
+        </w:rPr>
         <w:t xml:space="preserve"> </w:t>
       </w:r>
       <w:r>
-        <w:t>de</w:t>
-      </w:r>
-      <w:r>
+        <w:rPr>
+          <w:rFonts w:ascii="Barlow" w:eastAsia="Barlow" w:hAnsi="Barlow" w:cs="Barlow"/>
+          <w:b/>
+          <w:bCs/>
+          <w:sz w:val="20"/>
+          <w:szCs w:val="20"/>
+        </w:rPr>
+        <w:t>[[</w:t>
+      </w:r>
+      <w:proofErr w:type="spellStart"/>
+      <w:r>
+        <w:rPr>
+          <w:rFonts w:ascii="Barlow" w:eastAsia="Barlow" w:hAnsi="Barlow" w:cs="Barlow"/>
+          <w:b/>
+          <w:bCs/>
+          <w:sz w:val="20"/>
+          <w:szCs w:val="20"/>
+        </w:rPr>
+        <w:t>CiudadExpedicion</w:t>
+      </w:r>
+      <w:proofErr w:type="spellEnd"/>
+      <w:r>
+        <w:rPr>
+          <w:rFonts w:ascii="Barlow" w:eastAsia="Barlow" w:hAnsi="Barlow" w:cs="Barlow"/>
+          <w:b/>
+          <w:bCs/>
+          <w:sz w:val="20"/>
+          <w:szCs w:val="20"/>
+        </w:rPr>
+        <w:t>]]</w:t>
+      </w:r>
+      <w:r>
+        <w:rPr>
+          <w:rFonts w:ascii="Barlow" w:eastAsia="Barlow" w:hAnsi="Barlow" w:cs="Barlow"/>
+          <w:sz w:val="20"/>
+          <w:szCs w:val="20"/>
+        </w:rPr>
         <w:t xml:space="preserve"> </w:t>
       </w:r>
       <w:r>
         <w:rPr>
-          <w:rFonts w:ascii="Barlow" w:eastAsia="Barlow" w:hAnsi="Barlow" w:cs="Barlow"/>
-        </w:rPr>
-        <w:t>[[</w:t>
-      </w:r>
-      <w:proofErr w:type="spellStart"/>
-      <w:r>
-        <w:rPr>
-          <w:rFonts w:ascii="Barlow" w:eastAsia="Barlow" w:hAnsi="Barlow" w:cs="Barlow"/>
-        </w:rPr>
-        <w:t>Ciudad</w:t>
-      </w:r>
-      <w:r>
-        <w:rPr>
-          <w:rFonts w:ascii="Barlow" w:eastAsia="Barlow" w:hAnsi="Barlow" w:cs="Barlow"/>
-        </w:rPr>
-        <w:t>Expedicion</w:t>
-      </w:r>
-      <w:proofErr w:type="spellEnd"/>
-      <w:r>
-        <w:rPr>
-          <w:rFonts w:ascii="Barlow" w:eastAsia="Barlow" w:hAnsi="Barlow" w:cs="Barlow"/>
-        </w:rPr>
-        <w:t>]]</w:t>
-      </w:r>
-      <w:r>
-        <w:rPr>
-          <w:rFonts w:ascii="Barlow" w:eastAsia="Barlow" w:hAnsi="Barlow" w:cs="Barlow"/>
-        </w:rPr>
-        <w:t xml:space="preserve"> </w:t>
-      </w:r>
-      <w:r>
-        <w:t xml:space="preserve">atendiendo lo dispuesto en la Ley 1607 de 2012 y el decreto 0099 de 2013, manifiesto bajo </w:t>
-      </w:r>
-      <w:r>
-        <w:t xml:space="preserve">la gravedad de juramento:  </w:t>
-      </w:r>
-    </w:p>
-    <w:p/>
-    <w:p>
-      <w:r>
+          <w:sz w:val="20"/>
+          <w:szCs w:val="20"/>
+        </w:rPr>
+        <w:t xml:space="preserve">atendiendo lo dispuesto en la Ley 1607 de 2012 y el decreto 0099 de 2013, manifiesto bajo la gravedad de juramento:  </w:t>
+      </w:r>
+    </w:p>
+    <w:p>
+      <w:pPr>
+        <w:rPr>
+          <w:sz w:val="20"/>
+          <w:szCs w:val="20"/>
+        </w:rPr>
+      </w:pPr>
+    </w:p>
+    <w:p>
+      <w:pPr>
+        <w:rPr>
+          <w:sz w:val="20"/>
+          <w:szCs w:val="20"/>
+        </w:rPr>
+      </w:pPr>
+      <w:r>
+        <w:rPr>
+          <w:sz w:val="20"/>
+          <w:szCs w:val="20"/>
+        </w:rPr>
         <w:t xml:space="preserve">1. Que me acojo a las siguientes deducciones (marcar con una X uno o varios ítems):  </w:t>
       </w:r>
     </w:p>
-    <w:p/>
     <w:p>
       <w:pPr>
         <w:numPr>
@@ -204,50 +339,53 @@
         <w:rPr>
           <w:b/>
           <w:bCs/>
+          <w:sz w:val="20"/>
+          <w:szCs w:val="20"/>
         </w:rPr>
       </w:pPr>
       <w:r>
         <w:rPr>
           <w:b/>
           <w:bCs/>
-        </w:rPr>
-        <w:t>Intereses y/o corrección monetaria p</w:t>
+          <w:sz w:val="20"/>
+          <w:szCs w:val="20"/>
+        </w:rPr>
+        <w:t xml:space="preserve">Intereses y/o corrección monetaria por crédito de vivienda </w:t>
       </w:r>
       <w:r>
         <w:rPr>
           <w:b/>
           <w:bCs/>
-        </w:rPr>
-        <w:t xml:space="preserve">or crédito de vivienda </w:t>
+          <w:sz w:val="20"/>
+          <w:szCs w:val="20"/>
+        </w:rPr>
+        <w:tab/>
       </w:r>
       <w:r>
         <w:rPr>
           <w:b/>
           <w:bCs/>
-        </w:rPr>
-        <w:tab/>
-      </w:r>
-      <w:r>
-        <w:rPr>
-          <w:b/>
-          <w:bCs/>
+          <w:sz w:val="20"/>
+          <w:szCs w:val="20"/>
         </w:rPr>
         <w:tab/>
         <w:t xml:space="preserve">___  </w:t>
       </w:r>
     </w:p>
-    <w:p/>
     <w:p>
       <w:pPr>
         <w:ind w:firstLine="720"/>
-      </w:pPr>
-      <w:r>
+        <w:rPr>
+          <w:sz w:val="20"/>
+          <w:szCs w:val="20"/>
+        </w:rPr>
+      </w:pPr>
+      <w:r>
+        <w:rPr>
+          <w:sz w:val="20"/>
+          <w:szCs w:val="20"/>
+        </w:rPr>
         <w:t xml:space="preserve">Favor aplicar el ___ % del valor total deducible. </w:t>
-      </w:r>
-    </w:p>
-    <w:p>
-      <w:r>
-        <w:t xml:space="preserve"> </w:t>
       </w:r>
     </w:p>
     <w:p>
@@ -256,21 +394,18 @@
           <w:ilvl w:val="0"/>
           <w:numId w:val="2"/>
         </w:numPr>
-      </w:pPr>
-      <w:r>
-        <w:t xml:space="preserve">Cuando el certificado de intereses de vivienda está a nombre del empleado y su cónyuge </w:t>
-      </w:r>
-      <w:r>
-        <w:t>y se va a tomar el 100% del derecho, se debe adjuntar la autorización del cónyuge que cede</w:t>
-      </w:r>
-      <w:r>
-        <w:t xml:space="preserve"> el derecho.  </w:t>
-      </w:r>
-    </w:p>
-    <w:p>
-      <w:pPr>
-        <w:ind w:left="720"/>
-      </w:pPr>
+        <w:rPr>
+          <w:sz w:val="20"/>
+          <w:szCs w:val="20"/>
+        </w:rPr>
+      </w:pPr>
+      <w:r>
+        <w:rPr>
+          <w:sz w:val="20"/>
+          <w:szCs w:val="20"/>
+        </w:rPr>
+        <w:t xml:space="preserve">Cuando el certificado de intereses de vivienda está a nombre del empleado y su cónyuge y se va a tomar el 100% del derecho, se debe adjuntar la autorización del cónyuge que cede el derecho.  </w:t>
+      </w:r>
     </w:p>
     <w:p>
       <w:pPr>
@@ -278,17 +413,26 @@
           <w:ilvl w:val="0"/>
           <w:numId w:val="2"/>
         </w:numPr>
-      </w:pPr>
-      <w:r>
-        <w:t xml:space="preserve">Adjuntar el certificado tributario de crédito hipotecario con los pagos realizados en el año </w:t>
-      </w:r>
-      <w:r>
-        <w:t xml:space="preserve">anterior.  </w:t>
+        <w:rPr>
+          <w:sz w:val="20"/>
+          <w:szCs w:val="20"/>
+        </w:rPr>
+      </w:pPr>
+      <w:r>
+        <w:rPr>
+          <w:sz w:val="20"/>
+          <w:szCs w:val="20"/>
+        </w:rPr>
+        <w:t xml:space="preserve">Adjuntar el certificado tributario de crédito hipotecario con los pagos realizados en el año anterior.  </w:t>
       </w:r>
     </w:p>
     <w:p>
       <w:pPr>
         <w:ind w:left="720"/>
+        <w:rPr>
+          <w:sz w:val="20"/>
+          <w:szCs w:val="20"/>
+        </w:rPr>
       </w:pPr>
     </w:p>
     <w:p>
@@ -300,12 +444,16 @@
         <w:rPr>
           <w:b/>
           <w:bCs/>
+          <w:sz w:val="20"/>
+          <w:szCs w:val="20"/>
         </w:rPr>
       </w:pPr>
       <w:r>
         <w:rPr>
           <w:b/>
           <w:bCs/>
+          <w:sz w:val="20"/>
+          <w:szCs w:val="20"/>
         </w:rPr>
         <w:t xml:space="preserve">Pagos de póliza de salud o Medicina </w:t>
       </w:r>
@@ -314,6 +462,8 @@
         <w:rPr>
           <w:b/>
           <w:bCs/>
+          <w:sz w:val="20"/>
+          <w:szCs w:val="20"/>
         </w:rPr>
         <w:t>pre-pagada</w:t>
       </w:r>
@@ -322,6 +472,8 @@
         <w:rPr>
           <w:b/>
           <w:bCs/>
+          <w:sz w:val="20"/>
+          <w:szCs w:val="20"/>
         </w:rPr>
         <w:t xml:space="preserve"> </w:t>
       </w:r>
@@ -329,6 +481,8 @@
         <w:rPr>
           <w:b/>
           <w:bCs/>
+          <w:sz w:val="20"/>
+          <w:szCs w:val="20"/>
         </w:rPr>
         <w:tab/>
       </w:r>
@@ -336,6 +490,8 @@
         <w:rPr>
           <w:b/>
           <w:bCs/>
+          <w:sz w:val="20"/>
+          <w:szCs w:val="20"/>
         </w:rPr>
         <w:tab/>
       </w:r>
@@ -343,6 +499,8 @@
         <w:rPr>
           <w:b/>
           <w:bCs/>
+          <w:sz w:val="20"/>
+          <w:szCs w:val="20"/>
         </w:rPr>
         <w:tab/>
         <w:t>___</w:t>
@@ -350,51 +508,80 @@
     </w:p>
     <w:p>
       <w:pPr>
-        <w:rPr>
-          <w:b/>
-          <w:bCs/>
-        </w:rPr>
-      </w:pPr>
-      <w:r>
-        <w:rPr>
-          <w:b/>
-          <w:bCs/>
-        </w:rPr>
-        <w:t xml:space="preserve">  </w:t>
-      </w:r>
-    </w:p>
-    <w:p>
-      <w:pPr>
         <w:ind w:left="720"/>
-      </w:pPr>
-      <w:r>
+        <w:rPr>
+          <w:sz w:val="20"/>
+          <w:szCs w:val="20"/>
+        </w:rPr>
+      </w:pPr>
+      <w:r>
+        <w:rPr>
+          <w:sz w:val="20"/>
+          <w:szCs w:val="20"/>
+        </w:rPr>
         <w:t xml:space="preserve">Si el empleado solicita una deducción por Salud </w:t>
       </w:r>
       <w:proofErr w:type="spellStart"/>
       <w:r>
+        <w:rPr>
+          <w:sz w:val="20"/>
+          <w:szCs w:val="20"/>
+        </w:rPr>
         <w:t>pre-pagada</w:t>
       </w:r>
       <w:proofErr w:type="spellEnd"/>
       <w:r>
-        <w:t xml:space="preserve"> o póliza </w:t>
-      </w:r>
-      <w:r>
-        <w:t xml:space="preserve">de salud para padres o  hermanos, éstos deben relacionarse y adjuntarse la documentación requerida como  dependiente.  </w:t>
-      </w:r>
-    </w:p>
-    <w:p/>
+        <w:rPr>
+          <w:sz w:val="20"/>
+          <w:szCs w:val="20"/>
+        </w:rPr>
+        <w:t xml:space="preserve"> o póliza de salud para padres </w:t>
+      </w:r>
+      <w:proofErr w:type="gramStart"/>
+      <w:r>
+        <w:rPr>
+          <w:sz w:val="20"/>
+          <w:szCs w:val="20"/>
+        </w:rPr>
+        <w:t>o  hermanos</w:t>
+      </w:r>
+      <w:proofErr w:type="gramEnd"/>
+      <w:r>
+        <w:rPr>
+          <w:sz w:val="20"/>
+          <w:szCs w:val="20"/>
+        </w:rPr>
+        <w:t xml:space="preserve">, éstos deben relacionarse y adjuntarse la documentación requerida como  dependiente.  </w:t>
+      </w:r>
+    </w:p>
     <w:p>
       <w:pPr>
         <w:numPr>
           <w:ilvl w:val="0"/>
           <w:numId w:val="1"/>
         </w:numPr>
-      </w:pPr>
-      <w:r>
+        <w:rPr>
+          <w:sz w:val="20"/>
+          <w:szCs w:val="20"/>
+        </w:rPr>
+      </w:pPr>
+      <w:r>
+        <w:rPr>
+          <w:sz w:val="20"/>
+          <w:szCs w:val="20"/>
+        </w:rPr>
         <w:t xml:space="preserve">Adjuntar Certificado anual de los pagos realizados en el año anterior    </w:t>
       </w:r>
     </w:p>
-    <w:p/>
+    <w:p>
+      <w:pPr>
+        <w:ind w:left="720"/>
+        <w:rPr>
+          <w:sz w:val="20"/>
+          <w:szCs w:val="20"/>
+        </w:rPr>
+      </w:pPr>
+    </w:p>
     <w:p>
       <w:pPr>
         <w:numPr>
@@ -404,12 +591,16 @@
         <w:rPr>
           <w:b/>
           <w:bCs/>
+          <w:sz w:val="20"/>
+          <w:szCs w:val="20"/>
         </w:rPr>
       </w:pPr>
       <w:r>
         <w:rPr>
           <w:b/>
           <w:bCs/>
+          <w:sz w:val="20"/>
+          <w:szCs w:val="20"/>
         </w:rPr>
         <w:t xml:space="preserve">Dependientes </w:t>
       </w:r>
@@ -417,6 +608,8 @@
         <w:rPr>
           <w:b/>
           <w:bCs/>
+          <w:sz w:val="20"/>
+          <w:szCs w:val="20"/>
         </w:rPr>
         <w:tab/>
       </w:r>
@@ -424,6 +617,8 @@
         <w:rPr>
           <w:b/>
           <w:bCs/>
+          <w:sz w:val="20"/>
+          <w:szCs w:val="20"/>
         </w:rPr>
         <w:tab/>
       </w:r>
@@ -431,6 +626,8 @@
         <w:rPr>
           <w:b/>
           <w:bCs/>
+          <w:sz w:val="20"/>
+          <w:szCs w:val="20"/>
         </w:rPr>
         <w:tab/>
       </w:r>
@@ -438,6 +635,8 @@
         <w:rPr>
           <w:b/>
           <w:bCs/>
+          <w:sz w:val="20"/>
+          <w:szCs w:val="20"/>
         </w:rPr>
         <w:tab/>
       </w:r>
@@ -445,6 +644,8 @@
         <w:rPr>
           <w:b/>
           <w:bCs/>
+          <w:sz w:val="20"/>
+          <w:szCs w:val="20"/>
         </w:rPr>
         <w:tab/>
       </w:r>
@@ -452,6 +653,8 @@
         <w:rPr>
           <w:b/>
           <w:bCs/>
+          <w:sz w:val="20"/>
+          <w:szCs w:val="20"/>
         </w:rPr>
         <w:tab/>
       </w:r>
@@ -459,6 +662,8 @@
         <w:rPr>
           <w:b/>
           <w:bCs/>
+          <w:sz w:val="20"/>
+          <w:szCs w:val="20"/>
         </w:rPr>
         <w:tab/>
       </w:r>
@@ -466,78 +671,20 @@
         <w:rPr>
           <w:b/>
           <w:bCs/>
+          <w:sz w:val="20"/>
+          <w:szCs w:val="20"/>
         </w:rPr>
         <w:tab/>
-        <w:t xml:space="preserve">___ </w:t>
-      </w:r>
-      <w:r>
-        <w:rPr>
-          <w:b/>
-          <w:bCs/>
-        </w:rPr>
-        <w:tab/>
-      </w:r>
-      <w:r>
-        <w:rPr>
-          <w:b/>
-          <w:bCs/>
-        </w:rPr>
-        <w:tab/>
-      </w:r>
-      <w:r>
-        <w:rPr>
-          <w:b/>
-          <w:bCs/>
-        </w:rPr>
-        <w:tab/>
-      </w:r>
-      <w:r>
-        <w:rPr>
-          <w:b/>
-          <w:bCs/>
-        </w:rPr>
-        <w:tab/>
-      </w:r>
-      <w:r>
-        <w:rPr>
-          <w:b/>
-          <w:bCs/>
-        </w:rPr>
-        <w:tab/>
-      </w:r>
-      <w:r>
-        <w:rPr>
-          <w:b/>
-          <w:bCs/>
-        </w:rPr>
-        <w:tab/>
-      </w:r>
-      <w:r>
-        <w:rPr>
-          <w:b/>
-          <w:bCs/>
-        </w:rPr>
-        <w:tab/>
-      </w:r>
-      <w:r>
-        <w:rPr>
-          <w:b/>
-          <w:bCs/>
-        </w:rPr>
-        <w:tab/>
-      </w:r>
-      <w:r>
-        <w:rPr>
-          <w:b/>
-          <w:bCs/>
-        </w:rPr>
-        <w:tab/>
-        <w:t xml:space="preserve"> </w:t>
+        <w:t>___</w:t>
       </w:r>
     </w:p>
     <w:p>
       <w:pPr>
         <w:ind w:left="720"/>
+        <w:rPr>
+          <w:sz w:val="20"/>
+          <w:szCs w:val="20"/>
+        </w:rPr>
         <w:sectPr>
           <w:pgSz w:w="12240" w:h="15840"/>
           <w:pgMar w:top="1316" w:right="1703" w:bottom="1730" w:left="1677" w:header="0" w:footer="720" w:gutter="0"/>
@@ -546,18 +693,26 @@
         </w:sectPr>
       </w:pPr>
       <w:r>
-        <w:t>Certifico que soy la única persona que está solicitando la deducción por los dependientes aquí</w:t>
-      </w:r>
-      <w:r>
-        <w:t xml:space="preserve"> relacionado</w:t>
-      </w:r>
-    </w:p>
-    <w:p/>
-    <w:p/>
-    <w:p/>
-    <w:p/>
-    <w:p>
-      <w:pPr>
+        <w:rPr>
+          <w:sz w:val="20"/>
+          <w:szCs w:val="20"/>
+        </w:rPr>
+        <w:t>Certifico que soy la única persona que está solicitando la deducción por los dependientes aquí relacionad</w:t>
+      </w:r>
+      <w:r>
+        <w:rPr>
+          <w:sz w:val="20"/>
+          <w:szCs w:val="20"/>
+        </w:rPr>
+        <w:t>o</w:t>
+      </w:r>
+    </w:p>
+    <w:p>
+      <w:pPr>
+        <w:rPr>
+          <w:sz w:val="20"/>
+          <w:szCs w:val="20"/>
+        </w:rPr>
         <w:sectPr>
           <w:type w:val="continuous"/>
           <w:pgSz w:w="12240" w:h="15840"/>
@@ -569,8 +724,6 @@
         </w:sectPr>
       </w:pPr>
     </w:p>
-    <w:p/>
-    <w:p/>
     <w:p/>
     <w:tbl>
       <w:tblPr>
@@ -625,16 +778,16 @@
               <w:rPr>
                 <w:b/>
                 <w:bCs/>
-                <w:sz w:val="20"/>
-                <w:szCs w:val="20"/>
+                <w:sz w:val="18"/>
+                <w:szCs w:val="18"/>
               </w:rPr>
             </w:pPr>
             <w:r>
               <w:rPr>
                 <w:b/>
                 <w:bCs/>
-                <w:sz w:val="20"/>
-                <w:szCs w:val="20"/>
+                <w:sz w:val="18"/>
+                <w:szCs w:val="18"/>
               </w:rPr>
               <w:t>Cantidad</w:t>
             </w:r>
@@ -666,16 +819,16 @@
               <w:rPr>
                 <w:b/>
                 <w:bCs/>
-                <w:sz w:val="20"/>
-                <w:szCs w:val="20"/>
+                <w:sz w:val="18"/>
+                <w:szCs w:val="18"/>
               </w:rPr>
             </w:pPr>
             <w:r>
               <w:rPr>
                 <w:b/>
                 <w:bCs/>
-                <w:sz w:val="20"/>
-                <w:szCs w:val="20"/>
+                <w:sz w:val="18"/>
+                <w:szCs w:val="18"/>
               </w:rPr>
               <w:t>Tipo</w:t>
             </w:r>
@@ -707,16 +860,16 @@
               <w:rPr>
                 <w:b/>
                 <w:bCs/>
-                <w:sz w:val="20"/>
-                <w:szCs w:val="20"/>
+                <w:sz w:val="18"/>
+                <w:szCs w:val="18"/>
               </w:rPr>
             </w:pPr>
             <w:r>
               <w:rPr>
                 <w:b/>
                 <w:bCs/>
-                <w:sz w:val="20"/>
-                <w:szCs w:val="20"/>
+                <w:sz w:val="18"/>
+                <w:szCs w:val="18"/>
               </w:rPr>
               <w:t>Nombre y Apellido</w:t>
             </w:r>
@@ -748,16 +901,16 @@
               <w:rPr>
                 <w:b/>
                 <w:bCs/>
-                <w:sz w:val="20"/>
-                <w:szCs w:val="20"/>
+                <w:sz w:val="18"/>
+                <w:szCs w:val="18"/>
               </w:rPr>
             </w:pPr>
             <w:r>
               <w:rPr>
                 <w:b/>
                 <w:bCs/>
-                <w:sz w:val="20"/>
-                <w:szCs w:val="20"/>
+                <w:sz w:val="18"/>
+                <w:szCs w:val="18"/>
               </w:rPr>
               <w:t>No. Identificación</w:t>
             </w:r>
@@ -789,16 +942,16 @@
               <w:rPr>
                 <w:b/>
                 <w:bCs/>
-                <w:sz w:val="20"/>
-                <w:szCs w:val="20"/>
+                <w:sz w:val="18"/>
+                <w:szCs w:val="18"/>
               </w:rPr>
             </w:pPr>
             <w:r>
               <w:rPr>
                 <w:b/>
                 <w:bCs/>
-                <w:sz w:val="20"/>
-                <w:szCs w:val="20"/>
+                <w:sz w:val="18"/>
+                <w:szCs w:val="18"/>
               </w:rPr>
               <w:t>* Tipo de identificación</w:t>
             </w:r>
@@ -829,8 +982,8 @@
               </w:pBdr>
               <w:spacing w:line="240" w:lineRule="auto"/>
               <w:rPr>
-                <w:sz w:val="20"/>
-                <w:szCs w:val="20"/>
+                <w:sz w:val="18"/>
+                <w:szCs w:val="18"/>
               </w:rPr>
             </w:pPr>
           </w:p>
@@ -858,14 +1011,14 @@
               </w:pBdr>
               <w:spacing w:line="240" w:lineRule="auto"/>
               <w:rPr>
-                <w:sz w:val="20"/>
-                <w:szCs w:val="20"/>
+                <w:sz w:val="18"/>
+                <w:szCs w:val="18"/>
               </w:rPr>
             </w:pPr>
             <w:r>
               <w:rPr>
-                <w:sz w:val="20"/>
-                <w:szCs w:val="20"/>
+                <w:sz w:val="18"/>
+                <w:szCs w:val="18"/>
               </w:rPr>
               <w:t>Hijos hasta 18 años</w:t>
             </w:r>
@@ -894,8 +1047,8 @@
               </w:pBdr>
               <w:spacing w:line="240" w:lineRule="auto"/>
               <w:rPr>
-                <w:sz w:val="20"/>
-                <w:szCs w:val="20"/>
+                <w:sz w:val="18"/>
+                <w:szCs w:val="18"/>
               </w:rPr>
             </w:pPr>
           </w:p>
@@ -923,8 +1076,8 @@
               </w:pBdr>
               <w:spacing w:line="240" w:lineRule="auto"/>
               <w:rPr>
-                <w:sz w:val="20"/>
-                <w:szCs w:val="20"/>
+                <w:sz w:val="18"/>
+                <w:szCs w:val="18"/>
               </w:rPr>
             </w:pPr>
           </w:p>
@@ -952,8 +1105,8 @@
               </w:pBdr>
               <w:spacing w:line="240" w:lineRule="auto"/>
               <w:rPr>
-                <w:sz w:val="20"/>
-                <w:szCs w:val="20"/>
+                <w:sz w:val="18"/>
+                <w:szCs w:val="18"/>
               </w:rPr>
             </w:pPr>
           </w:p>
@@ -983,8 +1136,8 @@
               </w:pBdr>
               <w:spacing w:line="240" w:lineRule="auto"/>
               <w:rPr>
-                <w:sz w:val="20"/>
-                <w:szCs w:val="20"/>
+                <w:sz w:val="18"/>
+                <w:szCs w:val="18"/>
               </w:rPr>
             </w:pPr>
           </w:p>
@@ -1012,14 +1165,14 @@
               </w:pBdr>
               <w:spacing w:line="240" w:lineRule="auto"/>
               <w:rPr>
-                <w:sz w:val="20"/>
-                <w:szCs w:val="20"/>
+                <w:sz w:val="18"/>
+                <w:szCs w:val="18"/>
               </w:rPr>
             </w:pPr>
             <w:r>
               <w:rPr>
-                <w:sz w:val="20"/>
-                <w:szCs w:val="20"/>
+                <w:sz w:val="18"/>
+                <w:szCs w:val="18"/>
               </w:rPr>
               <w:t>Hijos entre 18 y 23 años a quienes los padres financian la educación</w:t>
             </w:r>
@@ -1048,8 +1201,8 @@
               </w:pBdr>
               <w:spacing w:line="240" w:lineRule="auto"/>
               <w:rPr>
-                <w:sz w:val="20"/>
-                <w:szCs w:val="20"/>
+                <w:sz w:val="18"/>
+                <w:szCs w:val="18"/>
               </w:rPr>
             </w:pPr>
           </w:p>
@@ -1077,8 +1230,8 @@
               </w:pBdr>
               <w:spacing w:line="240" w:lineRule="auto"/>
               <w:rPr>
-                <w:sz w:val="20"/>
-                <w:szCs w:val="20"/>
+                <w:sz w:val="18"/>
+                <w:szCs w:val="18"/>
               </w:rPr>
             </w:pPr>
           </w:p>
@@ -1106,8 +1259,8 @@
               </w:pBdr>
               <w:spacing w:line="240" w:lineRule="auto"/>
               <w:rPr>
-                <w:sz w:val="20"/>
-                <w:szCs w:val="20"/>
+                <w:sz w:val="18"/>
+                <w:szCs w:val="18"/>
               </w:rPr>
             </w:pPr>
           </w:p>
@@ -1137,8 +1290,8 @@
               </w:pBdr>
               <w:spacing w:line="240" w:lineRule="auto"/>
               <w:rPr>
-                <w:sz w:val="20"/>
-                <w:szCs w:val="20"/>
+                <w:sz w:val="18"/>
+                <w:szCs w:val="18"/>
               </w:rPr>
             </w:pPr>
           </w:p>
@@ -1166,14 +1319,14 @@
               </w:pBdr>
               <w:spacing w:line="240" w:lineRule="auto"/>
               <w:rPr>
-                <w:sz w:val="20"/>
-                <w:szCs w:val="20"/>
+                <w:sz w:val="18"/>
+                <w:szCs w:val="18"/>
               </w:rPr>
             </w:pPr>
             <w:r>
               <w:rPr>
-                <w:sz w:val="20"/>
-                <w:szCs w:val="20"/>
+                <w:sz w:val="18"/>
+                <w:szCs w:val="18"/>
               </w:rPr>
               <w:t>Hijos mayores de 23 años</w:t>
             </w:r>
@@ -1202,8 +1355,8 @@
               </w:pBdr>
               <w:spacing w:line="240" w:lineRule="auto"/>
               <w:rPr>
-                <w:sz w:val="20"/>
-                <w:szCs w:val="20"/>
+                <w:sz w:val="18"/>
+                <w:szCs w:val="18"/>
               </w:rPr>
             </w:pPr>
           </w:p>
@@ -1231,8 +1384,8 @@
               </w:pBdr>
               <w:spacing w:line="240" w:lineRule="auto"/>
               <w:rPr>
-                <w:sz w:val="20"/>
-                <w:szCs w:val="20"/>
+                <w:sz w:val="18"/>
+                <w:szCs w:val="18"/>
               </w:rPr>
             </w:pPr>
           </w:p>
@@ -1260,8 +1413,8 @@
               </w:pBdr>
               <w:spacing w:line="240" w:lineRule="auto"/>
               <w:rPr>
-                <w:sz w:val="20"/>
-                <w:szCs w:val="20"/>
+                <w:sz w:val="18"/>
+                <w:szCs w:val="18"/>
               </w:rPr>
             </w:pPr>
           </w:p>
@@ -1291,8 +1444,8 @@
               </w:pBdr>
               <w:spacing w:line="240" w:lineRule="auto"/>
               <w:rPr>
-                <w:sz w:val="20"/>
-                <w:szCs w:val="20"/>
+                <w:sz w:val="18"/>
+                <w:szCs w:val="18"/>
               </w:rPr>
             </w:pPr>
           </w:p>
@@ -1320,23 +1473,16 @@
               </w:pBdr>
               <w:spacing w:line="240" w:lineRule="auto"/>
               <w:rPr>
-                <w:sz w:val="20"/>
-                <w:szCs w:val="20"/>
+                <w:sz w:val="18"/>
+                <w:szCs w:val="18"/>
               </w:rPr>
             </w:pPr>
             <w:r>
               <w:rPr>
-                <w:sz w:val="20"/>
-                <w:szCs w:val="20"/>
+                <w:sz w:val="18"/>
+                <w:szCs w:val="18"/>
               </w:rPr>
-              <w:t xml:space="preserve">Cónyuge o </w:t>
-            </w:r>
-            <w:r>
-              <w:rPr>
-                <w:sz w:val="20"/>
-                <w:szCs w:val="20"/>
-              </w:rPr>
-              <w:t>compañera permanente, padres o hermanos</w:t>
+              <w:t>Cónyuge o compañera permanente, padres o hermanos</w:t>
             </w:r>
           </w:p>
         </w:tc>
@@ -1363,8 +1509,8 @@
               </w:pBdr>
               <w:spacing w:line="240" w:lineRule="auto"/>
               <w:rPr>
-                <w:sz w:val="20"/>
-                <w:szCs w:val="20"/>
+                <w:sz w:val="18"/>
+                <w:szCs w:val="18"/>
               </w:rPr>
             </w:pPr>
           </w:p>
@@ -1392,8 +1538,8 @@
               </w:pBdr>
               <w:spacing w:line="240" w:lineRule="auto"/>
               <w:rPr>
-                <w:sz w:val="20"/>
-                <w:szCs w:val="20"/>
+                <w:sz w:val="18"/>
+                <w:szCs w:val="18"/>
               </w:rPr>
             </w:pPr>
           </w:p>
@@ -1421,8 +1567,8 @@
               </w:pBdr>
               <w:spacing w:line="240" w:lineRule="auto"/>
               <w:rPr>
-                <w:sz w:val="20"/>
-                <w:szCs w:val="20"/>
+                <w:sz w:val="18"/>
+                <w:szCs w:val="18"/>
               </w:rPr>
             </w:pPr>
           </w:p>
@@ -1442,14 +1588,43 @@
           <w:ilvl w:val="0"/>
           <w:numId w:val="4"/>
         </w:numPr>
-      </w:pPr>
-      <w:r>
-        <w:t xml:space="preserve">El beneficio por dependientes no es acumulable, es decir, es igual el beneficio obtenido  por uno o varios dependientes.  </w:t>
+        <w:rPr>
+          <w:sz w:val="20"/>
+          <w:szCs w:val="20"/>
+        </w:rPr>
+      </w:pPr>
+      <w:r>
+        <w:rPr>
+          <w:sz w:val="20"/>
+          <w:szCs w:val="20"/>
+        </w:rPr>
+        <w:lastRenderedPageBreak/>
+        <w:t xml:space="preserve">El beneficio por dependientes no es acumulable, es decir, es igual el beneficio </w:t>
+      </w:r>
+      <w:proofErr w:type="gramStart"/>
+      <w:r>
+        <w:rPr>
+          <w:sz w:val="20"/>
+          <w:szCs w:val="20"/>
+        </w:rPr>
+        <w:t>obtenido  por</w:t>
+      </w:r>
+      <w:proofErr w:type="gramEnd"/>
+      <w:r>
+        <w:rPr>
+          <w:sz w:val="20"/>
+          <w:szCs w:val="20"/>
+        </w:rPr>
+        <w:t xml:space="preserve"> uno o varios dependientes.  </w:t>
       </w:r>
     </w:p>
     <w:p>
       <w:pPr>
         <w:ind w:left="720"/>
+        <w:rPr>
+          <w:sz w:val="20"/>
+          <w:szCs w:val="20"/>
+        </w:rPr>
       </w:pPr>
     </w:p>
     <w:p>
@@ -1458,137 +1633,287 @@
           <w:ilvl w:val="0"/>
           <w:numId w:val="4"/>
         </w:numPr>
-      </w:pPr>
-      <w:r>
+        <w:rPr>
+          <w:sz w:val="20"/>
+          <w:szCs w:val="20"/>
+        </w:rPr>
+      </w:pPr>
+      <w:r>
+        <w:rPr>
+          <w:sz w:val="20"/>
+          <w:szCs w:val="20"/>
+        </w:rPr>
         <w:t xml:space="preserve">Adjuntar la documentación necesaria en cada caso:  </w:t>
       </w:r>
     </w:p>
-    <w:p/>
+    <w:p>
+      <w:pPr>
+        <w:rPr>
+          <w:sz w:val="20"/>
+          <w:szCs w:val="20"/>
+        </w:rPr>
+      </w:pPr>
+    </w:p>
     <w:p>
       <w:pPr>
         <w:ind w:left="720"/>
-      </w:pPr>
-      <w:r>
+        <w:rPr>
+          <w:sz w:val="20"/>
+          <w:szCs w:val="20"/>
+        </w:rPr>
+      </w:pPr>
+      <w:r>
+        <w:rPr>
+          <w:sz w:val="20"/>
+          <w:szCs w:val="20"/>
+        </w:rPr>
         <w:t xml:space="preserve">Hijos hasta 18 años: Registro Civil  </w:t>
       </w:r>
     </w:p>
     <w:p>
       <w:pPr>
         <w:ind w:left="720"/>
-      </w:pPr>
-      <w:r>
-        <w:t>Hijos entre 18 y 23 años a quienes los pa</w:t>
-      </w:r>
-      <w:r>
-        <w:t>dres financian la educación: Registro civil y certificado</w:t>
-      </w:r>
-      <w:r>
-        <w:t xml:space="preserve"> de estudios.  </w:t>
+        <w:rPr>
+          <w:sz w:val="20"/>
+          <w:szCs w:val="20"/>
+        </w:rPr>
+      </w:pPr>
+      <w:r>
+        <w:rPr>
+          <w:sz w:val="20"/>
+          <w:szCs w:val="20"/>
+        </w:rPr>
+        <w:t xml:space="preserve">Hijos entre 18 y 23 años a quienes los padres financian la educación: Registro civil y certificado de estudios.  </w:t>
       </w:r>
     </w:p>
     <w:p>
       <w:pPr>
         <w:ind w:left="720"/>
-      </w:pPr>
-      <w:r>
+        <w:rPr>
+          <w:sz w:val="20"/>
+          <w:szCs w:val="20"/>
+        </w:rPr>
+      </w:pPr>
+      <w:r>
+        <w:rPr>
+          <w:sz w:val="20"/>
+          <w:szCs w:val="20"/>
+        </w:rPr>
         <w:t xml:space="preserve">Hijos Mayores de 23 años: certificado de medicina legal  </w:t>
       </w:r>
     </w:p>
     <w:p>
       <w:pPr>
         <w:ind w:left="720"/>
-      </w:pPr>
-      <w:r>
-        <w:t>Cónyuge o compañera permanente, Padres o Hermanos: Si es por dependencia económica</w:t>
-      </w:r>
-      <w:r>
-        <w:t xml:space="preserve"> certificado de contador Público y si es </w:t>
-      </w:r>
-      <w:r>
-        <w:t>por factores físicos o sicológicos certificado</w:t>
-      </w:r>
-      <w:r>
-        <w:t xml:space="preserve"> de medicina Legal.  </w:t>
-      </w:r>
-    </w:p>
-    <w:p/>
-    <w:p>
-      <w:r>
+        <w:rPr>
+          <w:sz w:val="20"/>
+          <w:szCs w:val="20"/>
+        </w:rPr>
+      </w:pPr>
+      <w:r>
+        <w:rPr>
+          <w:sz w:val="20"/>
+          <w:szCs w:val="20"/>
+        </w:rPr>
+        <w:t xml:space="preserve">Cónyuge o compañera permanente, Padres o Hermanos: Si es por dependencia económica certificado de contador Público y si es por factores físicos o sicológicos certificado de medicina Legal.  </w:t>
+      </w:r>
+    </w:p>
+    <w:p>
+      <w:pPr>
+        <w:rPr>
+          <w:sz w:val="20"/>
+          <w:szCs w:val="20"/>
+        </w:rPr>
+      </w:pPr>
+    </w:p>
+    <w:p>
+      <w:pPr>
+        <w:rPr>
+          <w:sz w:val="20"/>
+          <w:szCs w:val="20"/>
+        </w:rPr>
+      </w:pPr>
+      <w:r>
+        <w:rPr>
+          <w:sz w:val="20"/>
+          <w:szCs w:val="20"/>
+        </w:rPr>
         <w:t xml:space="preserve">2. Que soy declarante del impuesto de renta (Marcar con una X) </w:t>
       </w:r>
       <w:r>
+        <w:rPr>
+          <w:sz w:val="20"/>
+          <w:szCs w:val="20"/>
+        </w:rPr>
         <w:tab/>
         <w:t xml:space="preserve">SI___ NO___  </w:t>
       </w:r>
     </w:p>
     <w:p>
-      <w:r>
+      <w:pPr>
+        <w:rPr>
+          <w:sz w:val="20"/>
+          <w:szCs w:val="20"/>
+        </w:rPr>
+      </w:pPr>
+      <w:r>
+        <w:rPr>
+          <w:sz w:val="20"/>
+          <w:szCs w:val="20"/>
+        </w:rPr>
         <w:t xml:space="preserve">  </w:t>
       </w:r>
     </w:p>
     <w:p>
       <w:pPr>
         <w:ind w:left="720"/>
-      </w:pPr>
-      <w:r>
-        <w:t xml:space="preserve">Si selecciona que es declarante del impuesto de renta puede (si así lo desea) solicitar un  valor adicional de retención en la fuente al calculado por el sistema de nómina:  </w:t>
-      </w:r>
-    </w:p>
-    <w:p/>
+        <w:rPr>
+          <w:sz w:val="20"/>
+          <w:szCs w:val="20"/>
+        </w:rPr>
+      </w:pPr>
+      <w:r>
+        <w:rPr>
+          <w:sz w:val="20"/>
+          <w:szCs w:val="20"/>
+        </w:rPr>
+        <w:t xml:space="preserve">Si selecciona que es declarante del impuesto de renta puede (si así lo desea) solicitar </w:t>
+      </w:r>
+      <w:proofErr w:type="gramStart"/>
+      <w:r>
+        <w:rPr>
+          <w:sz w:val="20"/>
+          <w:szCs w:val="20"/>
+        </w:rPr>
+        <w:t>un  valor</w:t>
+      </w:r>
+      <w:proofErr w:type="gramEnd"/>
+      <w:r>
+        <w:rPr>
+          <w:sz w:val="20"/>
+          <w:szCs w:val="20"/>
+        </w:rPr>
+        <w:t xml:space="preserve"> adicional de retención en la fuente al calculado por el sistema de nómina:  </w:t>
+      </w:r>
+    </w:p>
+    <w:p>
+      <w:pPr>
+        <w:rPr>
+          <w:sz w:val="20"/>
+          <w:szCs w:val="20"/>
+        </w:rPr>
+      </w:pPr>
+    </w:p>
     <w:p>
       <w:pPr>
         <w:ind w:left="720"/>
-      </w:pPr>
-      <w:r>
+        <w:rPr>
+          <w:sz w:val="20"/>
+          <w:szCs w:val="20"/>
+        </w:rPr>
+      </w:pPr>
+      <w:r>
+        <w:rPr>
+          <w:sz w:val="20"/>
+          <w:szCs w:val="20"/>
+        </w:rPr>
         <w:t xml:space="preserve">Valor </w:t>
       </w:r>
       <w:r>
         <w:rPr>
           <w:b/>
           <w:bCs/>
+          <w:sz w:val="20"/>
+          <w:szCs w:val="20"/>
         </w:rPr>
         <w:t>adicional Mensual</w:t>
       </w:r>
       <w:r>
+        <w:rPr>
+          <w:sz w:val="20"/>
+          <w:szCs w:val="20"/>
+        </w:rPr>
         <w:t xml:space="preserve"> solicitado: $____________  </w:t>
       </w:r>
     </w:p>
     <w:p>
       <w:pPr>
         <w:ind w:left="720"/>
-      </w:pPr>
-    </w:p>
-    <w:p>
-      <w:r>
-        <w:t>3. Me comprometo a comunica</w:t>
-      </w:r>
-      <w:r>
-        <w:t>r cualquier cambio que pueda modificar los beneficios obtenidos</w:t>
-      </w:r>
-      <w:r>
-        <w:t xml:space="preserve">.  </w:t>
-      </w:r>
-    </w:p>
-    <w:p/>
-    <w:p/>
+        <w:rPr>
+          <w:sz w:val="20"/>
+          <w:szCs w:val="20"/>
+        </w:rPr>
+      </w:pPr>
+    </w:p>
+    <w:p>
+      <w:pPr>
+        <w:rPr>
+          <w:sz w:val="20"/>
+          <w:szCs w:val="20"/>
+        </w:rPr>
+      </w:pPr>
+      <w:r>
+        <w:rPr>
+          <w:sz w:val="20"/>
+          <w:szCs w:val="20"/>
+        </w:rPr>
+        <w:t xml:space="preserve">3. Me comprometo a comunicar cualquier cambio que pueda modificar los beneficios obtenidos.  </w:t>
+      </w:r>
+    </w:p>
+    <w:p>
+      <w:pPr>
+        <w:rPr>
+          <w:sz w:val="20"/>
+          <w:szCs w:val="20"/>
+        </w:rPr>
+      </w:pPr>
+    </w:p>
+    <w:p>
+      <w:pPr>
+        <w:rPr>
+          <w:sz w:val="20"/>
+          <w:szCs w:val="20"/>
+        </w:rPr>
+      </w:pPr>
+    </w:p>
     <w:p>
       <w:pPr>
         <w:ind w:left="720"/>
-      </w:pPr>
-      <w:r>
+        <w:rPr>
+          <w:sz w:val="20"/>
+          <w:szCs w:val="20"/>
+        </w:rPr>
+      </w:pPr>
+      <w:r>
+        <w:rPr>
+          <w:sz w:val="20"/>
+          <w:szCs w:val="20"/>
+        </w:rPr>
         <w:t xml:space="preserve">Firma: ____________________________________  </w:t>
       </w:r>
     </w:p>
     <w:p>
       <w:pPr>
         <w:ind w:left="720"/>
-      </w:pPr>
-      <w:r>
+        <w:rPr>
+          <w:sz w:val="20"/>
+          <w:szCs w:val="20"/>
+        </w:rPr>
+      </w:pPr>
+      <w:r>
+        <w:rPr>
+          <w:sz w:val="20"/>
+          <w:szCs w:val="20"/>
+        </w:rPr>
         <w:t xml:space="preserve">Nombre: </w:t>
       </w:r>
       <w:r>
         <w:rPr>
           <w:rFonts w:ascii="Barlow" w:eastAsia="Barlow" w:hAnsi="Barlow" w:cs="Barlow"/>
+          <w:b/>
+          <w:bCs/>
+          <w:sz w:val="20"/>
+          <w:szCs w:val="20"/>
         </w:rPr>
         <w:t>[[Nombre]]</w:t>
       </w:r>
@@ -1596,32 +1921,40 @@
     <w:p>
       <w:pPr>
         <w:ind w:left="720"/>
-      </w:pPr>
-      <w:r>
+        <w:rPr>
+          <w:sz w:val="20"/>
+          <w:szCs w:val="20"/>
+        </w:rPr>
+      </w:pPr>
+      <w:r>
+        <w:rPr>
+          <w:sz w:val="20"/>
+          <w:szCs w:val="20"/>
+        </w:rPr>
         <w:t>C.C.:</w:t>
       </w:r>
       <w:r>
+        <w:rPr>
+          <w:sz w:val="20"/>
+          <w:szCs w:val="20"/>
+        </w:rPr>
         <w:t xml:space="preserve"> </w:t>
       </w:r>
       <w:r>
         <w:rPr>
           <w:rFonts w:ascii="Barlow" w:eastAsia="Barlow" w:hAnsi="Barlow" w:cs="Barlow"/>
-        </w:rPr>
-        <w:t>[[</w:t>
-      </w:r>
-      <w:r>
-        <w:rPr>
-          <w:rFonts w:ascii="Barlow" w:eastAsia="Barlow" w:hAnsi="Barlow" w:cs="Barlow"/>
-        </w:rPr>
-        <w:t>Cedula</w:t>
-      </w:r>
-      <w:r>
-        <w:rPr>
-          <w:rFonts w:ascii="Barlow" w:eastAsia="Barlow" w:hAnsi="Barlow" w:cs="Barlow"/>
-        </w:rPr>
-        <w:t>]]</w:t>
-      </w:r>
-      <w:r>
+          <w:b/>
+          <w:bCs/>
+          <w:sz w:val="20"/>
+          <w:szCs w:val="20"/>
+        </w:rPr>
+        <w:t>[[Cedula]]</w:t>
+      </w:r>
+      <w:r>
+        <w:rPr>
+          <w:sz w:val="20"/>
+          <w:szCs w:val="20"/>
+        </w:rPr>
         <w:t xml:space="preserve"> </w:t>
       </w:r>
     </w:p>
@@ -2708,6 +3041,15 @@
       <w:tblStyleColBandSize w:val="1"/>
     </w:tblPr>
   </w:style>
+  <w:style w:type="paragraph" w:styleId="Sinespaciado">
+    <w:name w:val="No Spacing"/>
+    <w:uiPriority w:val="1"/>
+    <w:qFormat/>
+    <w:rsid w:val="00025659"/>
+    <w:pPr>
+      <w:spacing w:line="240" w:lineRule="auto"/>
+    </w:pPr>
+  </w:style>
 </w:styles>
 </file>
 
